--- a/module-1/Contreras-Assignment1_2.docx
+++ b/module-1/Contreras-Assignment1_2.docx
@@ -35,6 +35,7 @@
         <w:spacing w:after="240"/>
         <w:rPr>
           <w:rFonts w:ascii="Times New Roman" w:hAnsi="Times New Roman" w:cs="Times New Roman"/>
+          <w:u w:val="double"/>
         </w:rPr>
       </w:pPr>
       <w:r>
@@ -81,14 +82,16 @@
         <w:spacing w:before="240" w:after="80"/>
         <w:rPr>
           <w:rFonts w:ascii="Times New Roman" w:hAnsi="Times New Roman" w:cs="Times New Roman"/>
-        </w:rPr>
-      </w:pPr>
-      <w:r>
-        <w:rPr>
-          <w:rFonts w:ascii="Times New Roman" w:hAnsi="Times New Roman" w:cs="Times New Roman"/>
           <w:b/>
           <w:bCs/>
         </w:rPr>
+      </w:pPr>
+      <w:r>
+        <w:rPr>
+          <w:rFonts w:ascii="Times New Roman" w:hAnsi="Times New Roman" w:cs="Times New Roman"/>
+          <w:b/>
+          <w:bCs/>
+        </w:rPr>
         <w:t>Screenshot of GitHub Repository</w:t>
       </w:r>
     </w:p>
@@ -102,9 +105,142 @@
       <w:r>
         <w:rPr>
           <w:rFonts w:ascii="Times New Roman" w:hAnsi="Times New Roman" w:cs="Times New Roman"/>
+        </w:rPr>
+        <w:drawing>
+          <wp:inline distT="0" distB="0" distL="0" distR="0" wp14:anchorId="76B2C3F4" wp14:editId="3740765F">
+            <wp:extent cx="5943600" cy="4076065"/>
+            <wp:effectExtent l="0" t="0" r="0" b="635"/>
+            <wp:docPr id="454727072" name="Picture 1"/>
+            <wp:cNvGraphicFramePr>
+              <a:graphicFrameLocks xmlns:a="http://schemas.openxmlformats.org/drawingml/2006/main" noChangeAspect="1"/>
+            </wp:cNvGraphicFramePr>
+            <a:graphic xmlns:a="http://schemas.openxmlformats.org/drawingml/2006/main">
+              <a:graphicData uri="http://schemas.openxmlformats.org/drawingml/2006/picture">
+                <pic:pic xmlns:pic="http://schemas.openxmlformats.org/drawingml/2006/picture">
+                  <pic:nvPicPr>
+                    <pic:cNvPr id="454727072" name=""/>
+                    <pic:cNvPicPr/>
+                  </pic:nvPicPr>
+                  <pic:blipFill>
+                    <a:blip r:embed="rId6"/>
+                    <a:stretch>
+                      <a:fillRect/>
+                    </a:stretch>
+                  </pic:blipFill>
+                  <pic:spPr>
+                    <a:xfrm>
+                      <a:off x="0" y="0"/>
+                      <a:ext cx="5943600" cy="4076065"/>
+                    </a:xfrm>
+                    <a:prstGeom prst="rect">
+                      <a:avLst/>
+                    </a:prstGeom>
+                  </pic:spPr>
+                </pic:pic>
+              </a:graphicData>
+            </a:graphic>
+          </wp:inline>
+        </w:drawing>
+      </w:r>
+    </w:p>
+    <w:p>
+      <w:pPr>
+        <w:spacing w:before="240" w:after="80"/>
+        <w:rPr>
+          <w:rFonts w:ascii="Times New Roman" w:hAnsi="Times New Roman" w:cs="Times New Roman"/>
           <w:b/>
           <w:bCs/>
         </w:rPr>
+      </w:pPr>
+      <w:r>
+        <w:rPr>
+          <w:rFonts w:ascii="Times New Roman" w:hAnsi="Times New Roman" w:cs="Times New Roman"/>
+          <w:b/>
+          <w:bCs/>
+        </w:rPr>
+        <w:br/>
+      </w:r>
+      <w:r>
+        <w:rPr>
+          <w:rFonts w:ascii="Times New Roman" w:hAnsi="Times New Roman" w:cs="Times New Roman"/>
+          <w:b/>
+          <w:bCs/>
+        </w:rPr>
+        <w:br/>
+      </w:r>
+      <w:r>
+        <w:rPr>
+          <w:rFonts w:ascii="Times New Roman" w:hAnsi="Times New Roman" w:cs="Times New Roman"/>
+          <w:b/>
+          <w:bCs/>
+        </w:rPr>
+        <w:br/>
+      </w:r>
+    </w:p>
+    <w:p>
+      <w:pPr>
+        <w:spacing w:before="240" w:after="80"/>
+        <w:rPr>
+          <w:rFonts w:ascii="Times New Roman" w:hAnsi="Times New Roman" w:cs="Times New Roman"/>
+          <w:b/>
+          <w:bCs/>
+        </w:rPr>
+      </w:pPr>
+    </w:p>
+    <w:p>
+      <w:pPr>
+        <w:spacing w:before="240" w:after="80"/>
+        <w:rPr>
+          <w:rFonts w:ascii="Times New Roman" w:hAnsi="Times New Roman" w:cs="Times New Roman"/>
+          <w:b/>
+          <w:bCs/>
+        </w:rPr>
+      </w:pPr>
+    </w:p>
+    <w:p>
+      <w:pPr>
+        <w:spacing w:before="240" w:after="80"/>
+        <w:rPr>
+          <w:rFonts w:ascii="Times New Roman" w:hAnsi="Times New Roman" w:cs="Times New Roman"/>
+          <w:b/>
+          <w:bCs/>
+        </w:rPr>
+      </w:pPr>
+    </w:p>
+    <w:p>
+      <w:pPr>
+        <w:spacing w:before="240" w:after="80"/>
+        <w:rPr>
+          <w:rFonts w:ascii="Times New Roman" w:hAnsi="Times New Roman" w:cs="Times New Roman"/>
+          <w:b/>
+          <w:bCs/>
+        </w:rPr>
+      </w:pPr>
+    </w:p>
+    <w:p>
+      <w:pPr>
+        <w:spacing w:before="240" w:after="80"/>
+        <w:rPr>
+          <w:rFonts w:ascii="Times New Roman" w:hAnsi="Times New Roman" w:cs="Times New Roman"/>
+          <w:b/>
+          <w:bCs/>
+        </w:rPr>
+      </w:pPr>
+    </w:p>
+    <w:p>
+      <w:pPr>
+        <w:spacing w:before="240" w:after="80"/>
+        <w:rPr>
+          <w:rFonts w:ascii="Times New Roman" w:hAnsi="Times New Roman" w:cs="Times New Roman"/>
+        </w:rPr>
+      </w:pPr>
+      <w:r>
+        <w:rPr>
+          <w:rFonts w:ascii="Times New Roman" w:hAnsi="Times New Roman" w:cs="Times New Roman"/>
+          <w:b/>
+          <w:bCs/>
+        </w:rPr>
+        <w:lastRenderedPageBreak/>
         <w:t>Screenshot of Local Directory</w:t>
       </w:r>
     </w:p>
@@ -138,7 +274,7 @@
                     </pic:cNvPicPr>
                   </pic:nvPicPr>
                   <pic:blipFill>
-                    <a:blip r:embed="rId6"/>
+                    <a:blip r:embed="rId7"/>
                     <a:srcRect/>
                     <a:stretch>
                       <a:fillRect/>
